--- a/Docs/Project/Project_Charter.docx
+++ b/Docs/Project/Project_Charter.docx
@@ -7,8 +7,6 @@
         <w:spacing w:after="60"/>
         <w:rPr>
           <w:rFonts w:ascii="Arial" w:hAnsi="Arial" w:cs="Arial"/>
-          <w:sz w:val="18"/>
-          <w:szCs w:val="18"/>
         </w:rPr>
       </w:pPr>
       <w:r>
@@ -17,8 +15,8 @@
           <w:b/>
           <w:bCs/>
           <w:color w:val="1F6F50"/>
-          <w:sz w:val="36"/>
-          <w:szCs w:val="36"/>
+          <w:sz w:val="40"/>
+          <w:szCs w:val="40"/>
         </w:rPr>
         <w:t>PROJECT CHARTER</w:t>
       </w:r>
@@ -47,15 +45,14 @@
         <w:spacing w:after="300"/>
         <w:rPr>
           <w:rFonts w:ascii="Arial" w:hAnsi="Arial" w:cs="Arial"/>
+        </w:rPr>
+      </w:pPr>
+      <w:r>
+        <w:rPr>
+          <w:rFonts w:ascii="Arial" w:hAnsi="Arial" w:cs="Arial"/>
           <w:color w:val="777777"/>
         </w:rPr>
-      </w:pPr>
-      <w:r>
-        <w:rPr>
-          <w:rFonts w:ascii="Arial" w:hAnsi="Arial" w:cs="Arial"/>
-          <w:color w:val="777777"/>
-        </w:rPr>
-        <w:t>Metodologia: CRISP-DM / TDSP  |  Pilar ESG: Ambiental  |  ODS: 12 e 13</w:t>
+        <w:t>Versão 2 |  Metodologia: CRISP-DM / TDSP  |  Pilar ESG: Ambiental  |  ODS: 12 e 13</w:t>
       </w:r>
     </w:p>
     <w:p>
@@ -84,7 +81,21 @@
         <w:rPr>
           <w:rFonts w:ascii="Arial" w:hAnsi="Arial" w:cs="Arial"/>
         </w:rPr>
-        <w:t>Grande parte das empresas — em especial pequenas e médias — não possui visibilidade contínua sobre sua pegada de carbono (Escopo 1, 2 e parcialmente 3). Os relatórios de emissões costumam ser produzidos anualmente, de forma manual, o que impede decisões tempestivas de redução e gera custo elevado de conformidade em frameworks como GRI e CDP.</w:t>
+        <w:t>Grande parte das empresas — em especial pequenas e médias (</w:t>
+      </w:r>
+      <w:proofErr w:type="spellStart"/>
+      <w:r>
+        <w:rPr>
+          <w:rFonts w:ascii="Arial" w:hAnsi="Arial" w:cs="Arial"/>
+        </w:rPr>
+        <w:t>PMEs</w:t>
+      </w:r>
+      <w:proofErr w:type="spellEnd"/>
+      <w:r>
+        <w:rPr>
+          <w:rFonts w:ascii="Arial" w:hAnsi="Arial" w:cs="Arial"/>
+        </w:rPr>
+        <w:t>) — não possui visibilidade contínua sobre sua pegada de carbono (Escopo 1, 2 e parcialmente 3). Os relatórios de emissões costumam ser produzidos anualmente, de forma manual, o que impede decisões tempestivas de redução e gera custo elevado de conformidade em frameworks como GRI e CDP.</w:t>
       </w:r>
     </w:p>
     <w:p>
@@ -100,14 +111,6 @@
         </w:rPr>
         <w:t>O avanço de modelos de aprendizado de máquina e de IA generativa permite automatizar a coleta, o cálculo, a previsão e a comunicação dessas informações, tornando a gestão de emissões um processo contínuo, orientado a dados e auditável.</w:t>
       </w:r>
-    </w:p>
-    <w:p>
-      <w:pPr>
-        <w:spacing w:after="120"/>
-        <w:rPr>
-          <w:rFonts w:ascii="Arial" w:hAnsi="Arial" w:cs="Arial"/>
-        </w:rPr>
-      </w:pPr>
     </w:p>
     <w:p>
       <w:pPr>
@@ -135,16 +138,36 @@
         <w:rPr>
           <w:rFonts w:ascii="Arial" w:hAnsi="Arial" w:cs="Arial"/>
         </w:rPr>
-        <w:t>Desenvolver uma aplicação em Python que colete dados de atividade e fatores de emissão via APIs públicas, calcule e preveja a trajetória de emissões de carbono da organização, e apresente os resultados em um dashboard interativo (Streamlit), incluindo simulação de cenários e geração automática de relatórios narrativos com apoio de IA generativa.</w:t>
-      </w:r>
-    </w:p>
-    <w:p>
-      <w:pPr>
-        <w:spacing w:after="120"/>
-        <w:rPr>
-          <w:rFonts w:ascii="Arial" w:hAnsi="Arial" w:cs="Arial"/>
-        </w:rPr>
-      </w:pPr>
+        <w:t xml:space="preserve">Desenvolver uma aplicação em Python que colete dados de atividade e fatores de emissão via APIs e via web </w:t>
+      </w:r>
+      <w:proofErr w:type="spellStart"/>
+      <w:r>
+        <w:rPr>
+          <w:rFonts w:ascii="Arial" w:hAnsi="Arial" w:cs="Arial"/>
+        </w:rPr>
+        <w:t>scraping</w:t>
+      </w:r>
+      <w:proofErr w:type="spellEnd"/>
+      <w:r>
+        <w:rPr>
+          <w:rFonts w:ascii="Arial" w:hAnsi="Arial" w:cs="Arial"/>
+        </w:rPr>
+        <w:t>, calcule e preveja a trajetória de emissões de carbono da organização, e apresente os resultados em um dashboard interativo (</w:t>
+      </w:r>
+      <w:proofErr w:type="spellStart"/>
+      <w:r>
+        <w:rPr>
+          <w:rFonts w:ascii="Arial" w:hAnsi="Arial" w:cs="Arial"/>
+        </w:rPr>
+        <w:t>Streamlit</w:t>
+      </w:r>
+      <w:proofErr w:type="spellEnd"/>
+      <w:r>
+        <w:rPr>
+          <w:rFonts w:ascii="Arial" w:hAnsi="Arial" w:cs="Arial"/>
+        </w:rPr>
+        <w:t>) — com cache, estado de sessão, geração de nuvens de palavras a partir de conteúdo externo, upload/download de dados pelo usuário, simulação de cenários e geração automática de relatórios narrativos com apoio de IA generativa.</w:t>
+      </w:r>
     </w:p>
     <w:p>
       <w:pPr>
@@ -158,7 +181,21 @@
         <w:rPr>
           <w:rFonts w:ascii="Arial" w:hAnsi="Arial" w:cs="Arial"/>
         </w:rPr>
-        <w:t>3. Escopo do Projeto</w:t>
+        <w:t>3. Por que ODS 12 e ODS 13? (Justificativa)</w:t>
+      </w:r>
+    </w:p>
+    <w:p>
+      <w:pPr>
+        <w:spacing w:after="120"/>
+        <w:rPr>
+          <w:rFonts w:ascii="Arial" w:hAnsi="Arial" w:cs="Arial"/>
+        </w:rPr>
+      </w:pPr>
+      <w:r>
+        <w:rPr>
+          <w:rFonts w:ascii="Arial" w:hAnsi="Arial" w:cs="Arial"/>
+        </w:rPr>
+        <w:t>O projeto está ancorado em dois Objetivos de Desenvolvimento Sustentável da Agenda 2030, cada um ligado a uma dimensão específica do problema de negócio:</w:t>
       </w:r>
     </w:p>
     <w:p>
@@ -173,7 +210,80 @@
         <w:rPr>
           <w:rFonts w:ascii="Arial" w:hAnsi="Arial" w:cs="Arial"/>
         </w:rPr>
-        <w:t>3.1 Dentro do escopo</w:t>
+        <w:t>ODS 12 — Consumo e produção responsáveis</w:t>
+      </w:r>
+    </w:p>
+    <w:p>
+      <w:pPr>
+        <w:spacing w:after="120"/>
+        <w:rPr>
+          <w:rFonts w:ascii="Arial" w:hAnsi="Arial" w:cs="Arial"/>
+        </w:rPr>
+      </w:pPr>
+      <w:r>
+        <w:rPr>
+          <w:rFonts w:ascii="Arial" w:hAnsi="Arial" w:cs="Arial"/>
+        </w:rPr>
+        <w:t>A pegada de carbono de uma PME nasce diretamente dos seus padrões de consumo de energia, combustível e insumos — medir e reduzir esse consumo é a aplicação prática da meta do ODS 12 de alcançar uso eficiente dos recursos naturais e de levar as empresas a integrar dados de sustentabilidade em seus relatórios.</w:t>
+      </w:r>
+    </w:p>
+    <w:p>
+      <w:pPr>
+        <w:pStyle w:val="Ttulo2"/>
+        <w:spacing w:before="250" w:after="120"/>
+        <w:rPr>
+          <w:rFonts w:ascii="Arial" w:hAnsi="Arial" w:cs="Arial"/>
+        </w:rPr>
+      </w:pPr>
+      <w:r>
+        <w:rPr>
+          <w:rFonts w:ascii="Arial" w:hAnsi="Arial" w:cs="Arial"/>
+        </w:rPr>
+        <w:t>ODS 13 — Ação contra a mudança global do clima</w:t>
+      </w:r>
+    </w:p>
+    <w:p>
+      <w:pPr>
+        <w:spacing w:after="120"/>
+        <w:rPr>
+          <w:rFonts w:ascii="Arial" w:hAnsi="Arial" w:cs="Arial"/>
+        </w:rPr>
+      </w:pPr>
+      <w:r>
+        <w:rPr>
+          <w:rFonts w:ascii="Arial" w:hAnsi="Arial" w:cs="Arial"/>
+        </w:rPr>
+        <w:t>Como a maior parte das emissões de uma PME vem da queima de combustíveis e do consumo de eletricidade, prever e comunicar essa trajetória de emissões é uma forma concreta de colocar em prática a meta do ODS 13 de integrar medidas de mudança do clima ao planejamento e à gestão das organizações.</w:t>
+      </w:r>
+    </w:p>
+    <w:p>
+      <w:pPr>
+        <w:pStyle w:val="Ttulo1"/>
+        <w:spacing w:before="300" w:after="150"/>
+        <w:rPr>
+          <w:rFonts w:ascii="Arial" w:hAnsi="Arial" w:cs="Arial"/>
+        </w:rPr>
+      </w:pPr>
+      <w:r>
+        <w:rPr>
+          <w:rFonts w:ascii="Arial" w:hAnsi="Arial" w:cs="Arial"/>
+        </w:rPr>
+        <w:t>4. Escopo do Projeto</w:t>
+      </w:r>
+    </w:p>
+    <w:p>
+      <w:pPr>
+        <w:pStyle w:val="Ttulo2"/>
+        <w:spacing w:before="250" w:after="120"/>
+        <w:rPr>
+          <w:rFonts w:ascii="Arial" w:hAnsi="Arial" w:cs="Arial"/>
+        </w:rPr>
+      </w:pPr>
+      <w:r>
+        <w:rPr>
+          <w:rFonts w:ascii="Arial" w:hAnsi="Arial" w:cs="Arial"/>
+        </w:rPr>
+        <w:t>4.1 Dentro do escopo</w:t>
       </w:r>
     </w:p>
     <w:p>
@@ -192,7 +302,21 @@
         <w:rPr>
           <w:rFonts w:ascii="Arial" w:hAnsi="Arial" w:cs="Arial"/>
         </w:rPr>
-        <w:t>Coleta automatizada de dados de fatores de emissão via API (ex.: Climatiq, EPA, SEEG).</w:t>
+        <w:t xml:space="preserve">Coleta automatizada de dados de fatores de emissão via API (ex.: </w:t>
+      </w:r>
+      <w:proofErr w:type="spellStart"/>
+      <w:r>
+        <w:rPr>
+          <w:rFonts w:ascii="Arial" w:hAnsi="Arial" w:cs="Arial"/>
+        </w:rPr>
+        <w:t>Climatiq</w:t>
+      </w:r>
+      <w:proofErr w:type="spellEnd"/>
+      <w:r>
+        <w:rPr>
+          <w:rFonts w:ascii="Arial" w:hAnsi="Arial" w:cs="Arial"/>
+        </w:rPr>
+        <w:t>, EPA, SEEG).</w:t>
       </w:r>
     </w:p>
     <w:p>
@@ -211,7 +335,35 @@
         <w:rPr>
           <w:rFonts w:ascii="Arial" w:hAnsi="Arial" w:cs="Arial"/>
         </w:rPr>
-        <w:t>Cálculo de emissões de Escopo 1 e 2 (Escopo 3 de forma parcial/exploratória).</w:t>
+        <w:t xml:space="preserve">Coleta de dados contextuais via web </w:t>
+      </w:r>
+      <w:proofErr w:type="spellStart"/>
+      <w:r>
+        <w:rPr>
+          <w:rFonts w:ascii="Arial" w:hAnsi="Arial" w:cs="Arial"/>
+        </w:rPr>
+        <w:t>scraping</w:t>
+      </w:r>
+      <w:proofErr w:type="spellEnd"/>
+      <w:r>
+        <w:rPr>
+          <w:rFonts w:ascii="Arial" w:hAnsi="Arial" w:cs="Arial"/>
+        </w:rPr>
+        <w:t xml:space="preserve"> (</w:t>
+      </w:r>
+      <w:proofErr w:type="spellStart"/>
+      <w:r>
+        <w:rPr>
+          <w:rFonts w:ascii="Arial" w:hAnsi="Arial" w:cs="Arial"/>
+        </w:rPr>
+        <w:t>BeautifulSoup</w:t>
+      </w:r>
+      <w:proofErr w:type="spellEnd"/>
+      <w:r>
+        <w:rPr>
+          <w:rFonts w:ascii="Arial" w:hAnsi="Arial" w:cs="Arial"/>
+        </w:rPr>
+        <w:t>), com verificação obrigatória de robots.txt antes de qualquer requisição.</w:t>
       </w:r>
     </w:p>
     <w:p>
@@ -230,7 +382,7 @@
         <w:rPr>
           <w:rFonts w:ascii="Arial" w:hAnsi="Arial" w:cs="Arial"/>
         </w:rPr>
-        <w:t>Modelo de previsão de emissões (série temporal) para horizonte de 3 a 12 meses.</w:t>
+        <w:t>Cálculo de emissões de Escopo 1 e 2 (Escopo 3 de forma parcial/exploratória).</w:t>
       </w:r>
     </w:p>
     <w:p>
@@ -249,7 +401,7 @@
         <w:rPr>
           <w:rFonts w:ascii="Arial" w:hAnsi="Arial" w:cs="Arial"/>
         </w:rPr>
-        <w:t>Identificação das principais fontes de emissão (feature importance).</w:t>
+        <w:t>Modelo de previsão de emissões (série temporal) para horizonte de 3 a 12 meses.</w:t>
       </w:r>
     </w:p>
     <w:p>
@@ -268,7 +420,21 @@
         <w:rPr>
           <w:rFonts w:ascii="Arial" w:hAnsi="Arial" w:cs="Arial"/>
         </w:rPr>
-        <w:t>Dashboard interativo em Streamlit com série histórica, previsão e simulação what-if.</w:t>
+        <w:t xml:space="preserve">Identificação das principais fontes de emissão (feature </w:t>
+      </w:r>
+      <w:proofErr w:type="spellStart"/>
+      <w:r>
+        <w:rPr>
+          <w:rFonts w:ascii="Arial" w:hAnsi="Arial" w:cs="Arial"/>
+        </w:rPr>
+        <w:t>importance</w:t>
+      </w:r>
+      <w:proofErr w:type="spellEnd"/>
+      <w:r>
+        <w:rPr>
+          <w:rFonts w:ascii="Arial" w:hAnsi="Arial" w:cs="Arial"/>
+        </w:rPr>
+        <w:t>).</w:t>
       </w:r>
     </w:p>
     <w:p>
@@ -287,7 +453,49 @@
         <w:rPr>
           <w:rFonts w:ascii="Arial" w:hAnsi="Arial" w:cs="Arial"/>
         </w:rPr>
-        <w:t>Geração automática de relatório narrativo (estilo GRI/CDP) usando LLM com grounding nos dados do dashboard.</w:t>
+        <w:t xml:space="preserve">Dashboard interativo em </w:t>
+      </w:r>
+      <w:proofErr w:type="spellStart"/>
+      <w:r>
+        <w:rPr>
+          <w:rFonts w:ascii="Arial" w:hAnsi="Arial" w:cs="Arial"/>
+        </w:rPr>
+        <w:t>Streamlit</w:t>
+      </w:r>
+      <w:proofErr w:type="spellEnd"/>
+      <w:r>
+        <w:rPr>
+          <w:rFonts w:ascii="Arial" w:hAnsi="Arial" w:cs="Arial"/>
+        </w:rPr>
+        <w:t>, organizado em abas, com cache (</w:t>
+      </w:r>
+      <w:proofErr w:type="spellStart"/>
+      <w:r>
+        <w:rPr>
+          <w:rFonts w:ascii="Arial" w:hAnsi="Arial" w:cs="Arial"/>
+        </w:rPr>
+        <w:t>st.cache_data</w:t>
+      </w:r>
+      <w:proofErr w:type="spellEnd"/>
+      <w:r>
+        <w:rPr>
+          <w:rFonts w:ascii="Arial" w:hAnsi="Arial" w:cs="Arial"/>
+        </w:rPr>
+        <w:t>) e estado de sessão (</w:t>
+      </w:r>
+      <w:proofErr w:type="spellStart"/>
+      <w:r>
+        <w:rPr>
+          <w:rFonts w:ascii="Arial" w:hAnsi="Arial" w:cs="Arial"/>
+        </w:rPr>
+        <w:t>st.session_state</w:t>
+      </w:r>
+      <w:proofErr w:type="spellEnd"/>
+      <w:r>
+        <w:rPr>
+          <w:rFonts w:ascii="Arial" w:hAnsi="Arial" w:cs="Arial"/>
+        </w:rPr>
+        <w:t>) para persistir filtros e dados entre interações.</w:t>
       </w:r>
     </w:p>
     <w:p>
@@ -306,32 +514,21 @@
         <w:rPr>
           <w:rFonts w:ascii="Arial" w:hAnsi="Arial" w:cs="Arial"/>
         </w:rPr>
-        <w:t>Documentação do projeto segundo o template TDSP.</w:t>
-      </w:r>
-    </w:p>
-    <w:p>
-      <w:pPr>
-        <w:pStyle w:val="PargrafodaLista"/>
-        <w:spacing w:after="60"/>
-        <w:ind w:left="720"/>
-        <w:rPr>
-          <w:rFonts w:ascii="Arial" w:hAnsi="Arial" w:cs="Arial"/>
-        </w:rPr>
-      </w:pPr>
-    </w:p>
-    <w:p>
-      <w:pPr>
-        <w:pStyle w:val="Ttulo2"/>
-        <w:spacing w:before="250" w:after="120"/>
-        <w:rPr>
-          <w:rFonts w:ascii="Arial" w:hAnsi="Arial" w:cs="Arial"/>
-        </w:rPr>
-      </w:pPr>
-      <w:r>
-        <w:rPr>
-          <w:rFonts w:ascii="Arial" w:hAnsi="Arial" w:cs="Arial"/>
-        </w:rPr>
-        <w:t>3.2 Fora do escopo</w:t>
+        <w:t xml:space="preserve">Nuvem de palavras e estatísticas básicas (frequência de termos, tabelas de notícias) a partir do conteúdo coletado via </w:t>
+      </w:r>
+      <w:proofErr w:type="spellStart"/>
+      <w:r>
+        <w:rPr>
+          <w:rFonts w:ascii="Arial" w:hAnsi="Arial" w:cs="Arial"/>
+        </w:rPr>
+        <w:t>scraping</w:t>
+      </w:r>
+      <w:proofErr w:type="spellEnd"/>
+      <w:r>
+        <w:rPr>
+          <w:rFonts w:ascii="Arial" w:hAnsi="Arial" w:cs="Arial"/>
+        </w:rPr>
+        <w:t>.</w:t>
       </w:r>
     </w:p>
     <w:p>
@@ -350,7 +547,36 @@
         <w:rPr>
           <w:rFonts w:ascii="Arial" w:hAnsi="Arial" w:cs="Arial"/>
         </w:rPr>
-        <w:t>Certificação oficial de inventário de emissões (auditoria externa).</w:t>
+        <w:lastRenderedPageBreak/>
+        <w:t xml:space="preserve">Serviço de upload de arquivos CSV pelo usuário, com validação de </w:t>
+      </w:r>
+      <w:proofErr w:type="spellStart"/>
+      <w:r>
+        <w:rPr>
+          <w:rFonts w:ascii="Arial" w:hAnsi="Arial" w:cs="Arial"/>
+        </w:rPr>
+        <w:t>schema</w:t>
+      </w:r>
+      <w:proofErr w:type="spellEnd"/>
+      <w:r>
+        <w:rPr>
+          <w:rFonts w:ascii="Arial" w:hAnsi="Arial" w:cs="Arial"/>
+        </w:rPr>
+        <w:t xml:space="preserve">, mesclagem ao </w:t>
+      </w:r>
+      <w:proofErr w:type="spellStart"/>
+      <w:r>
+        <w:rPr>
+          <w:rFonts w:ascii="Arial" w:hAnsi="Arial" w:cs="Arial"/>
+        </w:rPr>
+        <w:t>dataset</w:t>
+      </w:r>
+      <w:proofErr w:type="spellEnd"/>
+      <w:r>
+        <w:rPr>
+          <w:rFonts w:ascii="Arial" w:hAnsi="Arial" w:cs="Arial"/>
+        </w:rPr>
+        <w:t xml:space="preserve"> exibido e download do resultado consolidado.</w:t>
       </w:r>
     </w:p>
     <w:p>
@@ -369,7 +595,21 @@
         <w:rPr>
           <w:rFonts w:ascii="Arial" w:hAnsi="Arial" w:cs="Arial"/>
         </w:rPr>
-        <w:t>Cobertura completa e granular do Escopo 3 (cadeia de suprimentos completa).</w:t>
+        <w:t xml:space="preserve">Geração automática de relatório narrativo (estilo GRI/CDP) usando LLM com </w:t>
+      </w:r>
+      <w:proofErr w:type="spellStart"/>
+      <w:r>
+        <w:rPr>
+          <w:rFonts w:ascii="Arial" w:hAnsi="Arial" w:cs="Arial"/>
+        </w:rPr>
+        <w:t>grounding</w:t>
+      </w:r>
+      <w:proofErr w:type="spellEnd"/>
+      <w:r>
+        <w:rPr>
+          <w:rFonts w:ascii="Arial" w:hAnsi="Arial" w:cs="Arial"/>
+        </w:rPr>
+        <w:t xml:space="preserve"> nos dados do dashboard.</w:t>
       </w:r>
     </w:p>
     <w:p>
@@ -388,7 +628,48 @@
         <w:rPr>
           <w:rFonts w:ascii="Arial" w:hAnsi="Arial" w:cs="Arial"/>
         </w:rPr>
-        <w:t>Integração com sistemas ERP reais da empresa (serão usados dados simulados/públicos).</w:t>
+        <w:t xml:space="preserve">Documentação do projeto segundo o </w:t>
+      </w:r>
+      <w:proofErr w:type="spellStart"/>
+      <w:r>
+        <w:rPr>
+          <w:rFonts w:ascii="Arial" w:hAnsi="Arial" w:cs="Arial"/>
+        </w:rPr>
+        <w:t>template</w:t>
+      </w:r>
+      <w:proofErr w:type="spellEnd"/>
+      <w:r>
+        <w:rPr>
+          <w:rFonts w:ascii="Arial" w:hAnsi="Arial" w:cs="Arial"/>
+        </w:rPr>
+        <w:t xml:space="preserve"> TDSP, mantida viva a cada </w:t>
+      </w:r>
+      <w:r>
+        <w:rPr>
+          <w:rFonts w:ascii="Arial" w:hAnsi="Arial" w:cs="Arial"/>
+        </w:rPr>
+        <w:t>versão</w:t>
+      </w:r>
+      <w:r>
+        <w:rPr>
+          <w:rFonts w:ascii="Arial" w:hAnsi="Arial" w:cs="Arial"/>
+        </w:rPr>
+        <w:t>.</w:t>
+      </w:r>
+    </w:p>
+    <w:p>
+      <w:pPr>
+        <w:pStyle w:val="Ttulo2"/>
+        <w:spacing w:before="250" w:after="120"/>
+        <w:rPr>
+          <w:rFonts w:ascii="Arial" w:hAnsi="Arial" w:cs="Arial"/>
+        </w:rPr>
+      </w:pPr>
+      <w:r>
+        <w:rPr>
+          <w:rFonts w:ascii="Arial" w:hAnsi="Arial" w:cs="Arial"/>
+        </w:rPr>
+        <w:t>4.2 Fora do escopo</w:t>
       </w:r>
     </w:p>
     <w:p>
@@ -407,52 +688,7 @@
         <w:rPr>
           <w:rFonts w:ascii="Arial" w:hAnsi="Arial" w:cs="Arial"/>
         </w:rPr>
-        <w:t>Deploy em produção corporativa; entrega será um protótipo funcional (MVP).</w:t>
-      </w:r>
-    </w:p>
-    <w:p>
-      <w:pPr>
-        <w:pStyle w:val="PargrafodaLista"/>
-        <w:spacing w:after="60"/>
-        <w:ind w:left="720"/>
-        <w:rPr>
-          <w:rFonts w:ascii="Arial" w:hAnsi="Arial" w:cs="Arial"/>
-        </w:rPr>
-      </w:pPr>
-    </w:p>
-    <w:p>
-      <w:pPr>
-        <w:pStyle w:val="PargrafodaLista"/>
-        <w:spacing w:after="60"/>
-        <w:ind w:left="720"/>
-        <w:rPr>
-          <w:rFonts w:ascii="Arial" w:hAnsi="Arial" w:cs="Arial"/>
-        </w:rPr>
-      </w:pPr>
-    </w:p>
-    <w:p>
-      <w:pPr>
-        <w:pStyle w:val="PargrafodaLista"/>
-        <w:spacing w:after="60"/>
-        <w:ind w:left="720"/>
-        <w:rPr>
-          <w:rFonts w:ascii="Arial" w:hAnsi="Arial" w:cs="Arial"/>
-        </w:rPr>
-      </w:pPr>
-    </w:p>
-    <w:p>
-      <w:pPr>
-        <w:pStyle w:val="Ttulo1"/>
-        <w:spacing w:before="300" w:after="150"/>
-        <w:rPr>
-          <w:rFonts w:ascii="Arial" w:hAnsi="Arial" w:cs="Arial"/>
-        </w:rPr>
-      </w:pPr>
-      <w:r>
-        <w:rPr>
-          <w:rFonts w:ascii="Arial" w:hAnsi="Arial" w:cs="Arial"/>
-        </w:rPr>
-        <w:t>4. Objetivos Analíticos (Hipóteses do Projeto)</w:t>
+        <w:t>Certificação oficial de inventário de emissões (auditoria externa).</w:t>
       </w:r>
     </w:p>
     <w:p>
@@ -471,8 +707,7 @@
         <w:rPr>
           <w:rFonts w:ascii="Arial" w:hAnsi="Arial" w:cs="Arial"/>
         </w:rPr>
-        <w:lastRenderedPageBreak/>
-        <w:t>É possível prever as emissões mensais da organização com erro percentual médio (MAPE) inferior a 15%.</w:t>
+        <w:t>Cobertura completa e granular do Escopo 3 (cadeia de suprimentos completa).</w:t>
       </w:r>
     </w:p>
     <w:p>
@@ -491,7 +726,7 @@
         <w:rPr>
           <w:rFonts w:ascii="Arial" w:hAnsi="Arial" w:cs="Arial"/>
         </w:rPr>
-        <w:t>É possível identificar corretamente as principais fontes/categorias de emissão a partir dos dados de atividade.</w:t>
+        <w:t>Integração com sistemas ERP reais da empresa (serão usados dados simulados/públicos e dados enviados manualmente pelo usuário via upload).</w:t>
       </w:r>
     </w:p>
     <w:p>
@@ -506,22 +741,47 @@
           <w:rFonts w:ascii="Arial" w:hAnsi="Arial" w:cs="Arial"/>
         </w:rPr>
       </w:pPr>
-      <w:r>
-        <w:rPr>
-          <w:rFonts w:ascii="Arial" w:hAnsi="Arial" w:cs="Arial"/>
-        </w:rPr>
-        <w:t>É possível gerar, via IA generativa, relatórios narrativos consistentes com os dados numéricos do período (sem alucinação).</w:t>
+      <w:proofErr w:type="spellStart"/>
+      <w:r>
+        <w:rPr>
+          <w:rFonts w:ascii="Arial" w:hAnsi="Arial" w:cs="Arial"/>
+        </w:rPr>
+        <w:t>Deploy</w:t>
+      </w:r>
+      <w:proofErr w:type="spellEnd"/>
+      <w:r>
+        <w:rPr>
+          <w:rFonts w:ascii="Arial" w:hAnsi="Arial" w:cs="Arial"/>
+        </w:rPr>
+        <w:t xml:space="preserve"> em produção corporativa; entrega será um protótipo funcional (MVP).</w:t>
       </w:r>
     </w:p>
     <w:p>
       <w:pPr>
         <w:pStyle w:val="PargrafodaLista"/>
+        <w:numPr>
+          <w:ilvl w:val="0"/>
+          <w:numId w:val="1"/>
+        </w:numPr>
         <w:spacing w:after="60"/>
-        <w:ind w:left="720"/>
-        <w:rPr>
-          <w:rFonts w:ascii="Arial" w:hAnsi="Arial" w:cs="Arial"/>
-        </w:rPr>
-      </w:pPr>
+        <w:rPr>
+          <w:rFonts w:ascii="Arial" w:hAnsi="Arial" w:cs="Arial"/>
+        </w:rPr>
+      </w:pPr>
+      <w:proofErr w:type="spellStart"/>
+      <w:r>
+        <w:rPr>
+          <w:rFonts w:ascii="Arial" w:hAnsi="Arial" w:cs="Arial"/>
+        </w:rPr>
+        <w:t>Scraping</w:t>
+      </w:r>
+      <w:proofErr w:type="spellEnd"/>
+      <w:r>
+        <w:rPr>
+          <w:rFonts w:ascii="Arial" w:hAnsi="Arial" w:cs="Arial"/>
+        </w:rPr>
+        <w:t xml:space="preserve"> de páginas que restrinjam a coleta em seu robots.txt — nesse caso, a fonte é descartada e registrada como bloqueada.</w:t>
+      </w:r>
     </w:p>
     <w:p>
       <w:pPr>
@@ -535,7 +795,98 @@
         <w:rPr>
           <w:rFonts w:ascii="Arial" w:hAnsi="Arial" w:cs="Arial"/>
         </w:rPr>
-        <w:t>5. Critérios de Sucesso</w:t>
+        <w:t>5. Objetivos Analíticos (Hipóteses do Projeto)</w:t>
+      </w:r>
+    </w:p>
+    <w:p>
+      <w:pPr>
+        <w:pStyle w:val="PargrafodaLista"/>
+        <w:numPr>
+          <w:ilvl w:val="0"/>
+          <w:numId w:val="1"/>
+        </w:numPr>
+        <w:spacing w:after="60"/>
+        <w:rPr>
+          <w:rFonts w:ascii="Arial" w:hAnsi="Arial" w:cs="Arial"/>
+        </w:rPr>
+      </w:pPr>
+      <w:r>
+        <w:rPr>
+          <w:rFonts w:ascii="Arial" w:hAnsi="Arial" w:cs="Arial"/>
+        </w:rPr>
+        <w:t>É possível prever as emissões mensais da organização com erro percentual médio (MAPE) inferior a 15%.</w:t>
+      </w:r>
+    </w:p>
+    <w:p>
+      <w:pPr>
+        <w:pStyle w:val="PargrafodaLista"/>
+        <w:numPr>
+          <w:ilvl w:val="0"/>
+          <w:numId w:val="1"/>
+        </w:numPr>
+        <w:spacing w:after="60"/>
+        <w:rPr>
+          <w:rFonts w:ascii="Arial" w:hAnsi="Arial" w:cs="Arial"/>
+        </w:rPr>
+      </w:pPr>
+      <w:r>
+        <w:rPr>
+          <w:rFonts w:ascii="Arial" w:hAnsi="Arial" w:cs="Arial"/>
+        </w:rPr>
+        <w:t>É possível identificar corretamente as principais fontes/categorias de emissão a partir dos dados de atividade.</w:t>
+      </w:r>
+    </w:p>
+    <w:p>
+      <w:pPr>
+        <w:pStyle w:val="PargrafodaLista"/>
+        <w:numPr>
+          <w:ilvl w:val="0"/>
+          <w:numId w:val="1"/>
+        </w:numPr>
+        <w:spacing w:after="60"/>
+        <w:rPr>
+          <w:rFonts w:ascii="Arial" w:hAnsi="Arial" w:cs="Arial"/>
+        </w:rPr>
+      </w:pPr>
+      <w:r>
+        <w:rPr>
+          <w:rFonts w:ascii="Arial" w:hAnsi="Arial" w:cs="Arial"/>
+        </w:rPr>
+        <w:t>É possível gerar, via IA generativa, relatórios narrativos consistentes com os dados numéricos do período (sem alucinação).</w:t>
+      </w:r>
+    </w:p>
+    <w:p>
+      <w:pPr>
+        <w:pStyle w:val="PargrafodaLista"/>
+        <w:numPr>
+          <w:ilvl w:val="0"/>
+          <w:numId w:val="1"/>
+        </w:numPr>
+        <w:spacing w:after="60"/>
+        <w:rPr>
+          <w:rFonts w:ascii="Arial" w:hAnsi="Arial" w:cs="Arial"/>
+        </w:rPr>
+      </w:pPr>
+      <w:r>
+        <w:rPr>
+          <w:rFonts w:ascii="Arial" w:hAnsi="Arial" w:cs="Arial"/>
+        </w:rPr>
+        <w:t>Conteúdo textual coletado externamente (notícias, páginas institucionais sobre os ODS) é suficiente para gerar nuvens de palavras e estatísticas que enriqueçam o contexto do dashboard para o usuário final.</w:t>
+      </w:r>
+    </w:p>
+    <w:p>
+      <w:pPr>
+        <w:pStyle w:val="Ttulo1"/>
+        <w:spacing w:before="300" w:after="150"/>
+        <w:rPr>
+          <w:rFonts w:ascii="Arial" w:hAnsi="Arial" w:cs="Arial"/>
+        </w:rPr>
+      </w:pPr>
+      <w:r>
+        <w:rPr>
+          <w:rFonts w:ascii="Arial" w:hAnsi="Arial" w:cs="Arial"/>
+        </w:rPr>
+        <w:t>6. Critérios de Sucesso</w:t>
       </w:r>
     </w:p>
     <w:tbl>
@@ -560,6 +911,12 @@
         <w:gridCol w:w="5350"/>
       </w:tblGrid>
       <w:tr>
+        <w:tblPrEx>
+          <w:tblCellMar>
+            <w:top w:w="0" w:type="dxa"/>
+            <w:bottom w:w="0" w:type="dxa"/>
+          </w:tblCellMar>
+        </w:tblPrEx>
         <w:tc>
           <w:tcPr>
             <w:tcW w:w="4000" w:type="dxa"/>
@@ -618,6 +975,12 @@
         </w:tc>
       </w:tr>
       <w:tr>
+        <w:tblPrEx>
+          <w:tblCellMar>
+            <w:top w:w="0" w:type="dxa"/>
+            <w:bottom w:w="0" w:type="dxa"/>
+          </w:tblCellMar>
+        </w:tblPrEx>
         <w:tc>
           <w:tcPr>
             <w:tcW w:w="4000" w:type="dxa"/>
@@ -670,6 +1033,12 @@
         </w:tc>
       </w:tr>
       <w:tr>
+        <w:tblPrEx>
+          <w:tblCellMar>
+            <w:top w:w="0" w:type="dxa"/>
+            <w:bottom w:w="0" w:type="dxa"/>
+          </w:tblCellMar>
+        </w:tblPrEx>
         <w:tc>
           <w:tcPr>
             <w:tcW w:w="4000" w:type="dxa"/>
@@ -722,6 +1091,12 @@
         </w:tc>
       </w:tr>
       <w:tr>
+        <w:tblPrEx>
+          <w:tblCellMar>
+            <w:top w:w="0" w:type="dxa"/>
+            <w:bottom w:w="0" w:type="dxa"/>
+          </w:tblCellMar>
+        </w:tblPrEx>
         <w:tc>
           <w:tcPr>
             <w:tcW w:w="4000" w:type="dxa"/>
@@ -768,12 +1143,34 @@
                 <w:rFonts w:ascii="Arial" w:hAnsi="Arial" w:cs="Arial"/>
                 <w:color w:val="000000"/>
               </w:rPr>
-              <w:t>MAPE &lt; 15% em conjunto de teste (holdout temporal)</w:t>
+              <w:t>MAPE &lt; 15% em conjunto de teste (</w:t>
+            </w:r>
+            <w:proofErr w:type="spellStart"/>
+            <w:r>
+              <w:rPr>
+                <w:rFonts w:ascii="Arial" w:hAnsi="Arial" w:cs="Arial"/>
+                <w:color w:val="000000"/>
+              </w:rPr>
+              <w:t>holdout</w:t>
+            </w:r>
+            <w:proofErr w:type="spellEnd"/>
+            <w:r>
+              <w:rPr>
+                <w:rFonts w:ascii="Arial" w:hAnsi="Arial" w:cs="Arial"/>
+                <w:color w:val="000000"/>
+              </w:rPr>
+              <w:t xml:space="preserve"> temporal)</w:t>
             </w:r>
           </w:p>
         </w:tc>
       </w:tr>
       <w:tr>
+        <w:tblPrEx>
+          <w:tblCellMar>
+            <w:top w:w="0" w:type="dxa"/>
+            <w:bottom w:w="0" w:type="dxa"/>
+          </w:tblCellMar>
+        </w:tblPrEx>
         <w:tc>
           <w:tcPr>
             <w:tcW w:w="4000" w:type="dxa"/>
@@ -826,6 +1223,12 @@
         </w:tc>
       </w:tr>
       <w:tr>
+        <w:tblPrEx>
+          <w:tblCellMar>
+            <w:top w:w="0" w:type="dxa"/>
+            <w:bottom w:w="0" w:type="dxa"/>
+          </w:tblCellMar>
+        </w:tblPrEx>
         <w:tc>
           <w:tcPr>
             <w:tcW w:w="4000" w:type="dxa"/>
@@ -878,6 +1281,12 @@
         </w:tc>
       </w:tr>
       <w:tr>
+        <w:tblPrEx>
+          <w:tblCellMar>
+            <w:top w:w="0" w:type="dxa"/>
+            <w:bottom w:w="0" w:type="dxa"/>
+          </w:tblCellMar>
+        </w:tblPrEx>
         <w:tc>
           <w:tcPr>
             <w:tcW w:w="4000" w:type="dxa"/>
@@ -899,6 +1308,296 @@
                 <w:rFonts w:ascii="Arial" w:hAnsi="Arial" w:cs="Arial"/>
                 <w:color w:val="000000"/>
               </w:rPr>
+              <w:t xml:space="preserve">Conformidade da coleta via </w:t>
+            </w:r>
+            <w:proofErr w:type="spellStart"/>
+            <w:r>
+              <w:rPr>
+                <w:rFonts w:ascii="Arial" w:hAnsi="Arial" w:cs="Arial"/>
+                <w:color w:val="000000"/>
+              </w:rPr>
+              <w:t>scraping</w:t>
+            </w:r>
+            <w:proofErr w:type="spellEnd"/>
+          </w:p>
+        </w:tc>
+        <w:tc>
+          <w:tcPr>
+            <w:tcW w:w="5350" w:type="dxa"/>
+            <w:tcMar>
+              <w:top w:w="80" w:type="dxa"/>
+              <w:left w:w="100" w:type="dxa"/>
+              <w:bottom w:w="80" w:type="dxa"/>
+              <w:right w:w="100" w:type="dxa"/>
+            </w:tcMar>
+          </w:tcPr>
+          <w:p>
+            <w:pPr>
+              <w:rPr>
+                <w:rFonts w:ascii="Arial" w:hAnsi="Arial" w:cs="Arial"/>
+              </w:rPr>
+            </w:pPr>
+            <w:r>
+              <w:rPr>
+                <w:rFonts w:ascii="Arial" w:hAnsi="Arial" w:cs="Arial"/>
+                <w:color w:val="000000"/>
+              </w:rPr>
+              <w:t>100% das fontes coletadas com verificação prévia de robots.txt; nenhuma coleta de fonte bloqueada</w:t>
+            </w:r>
+          </w:p>
+        </w:tc>
+      </w:tr>
+      <w:tr>
+        <w:tblPrEx>
+          <w:tblCellMar>
+            <w:top w:w="0" w:type="dxa"/>
+            <w:bottom w:w="0" w:type="dxa"/>
+          </w:tblCellMar>
+        </w:tblPrEx>
+        <w:tc>
+          <w:tcPr>
+            <w:tcW w:w="4000" w:type="dxa"/>
+            <w:tcMar>
+              <w:top w:w="80" w:type="dxa"/>
+              <w:left w:w="100" w:type="dxa"/>
+              <w:bottom w:w="80" w:type="dxa"/>
+              <w:right w:w="100" w:type="dxa"/>
+            </w:tcMar>
+          </w:tcPr>
+          <w:p>
+            <w:pPr>
+              <w:rPr>
+                <w:rFonts w:ascii="Arial" w:hAnsi="Arial" w:cs="Arial"/>
+              </w:rPr>
+            </w:pPr>
+            <w:r>
+              <w:rPr>
+                <w:rFonts w:ascii="Arial" w:hAnsi="Arial" w:cs="Arial"/>
+                <w:color w:val="000000"/>
+              </w:rPr>
+              <w:t>Performance da aplicação (cache)</w:t>
+            </w:r>
+          </w:p>
+        </w:tc>
+        <w:tc>
+          <w:tcPr>
+            <w:tcW w:w="5350" w:type="dxa"/>
+            <w:tcMar>
+              <w:top w:w="80" w:type="dxa"/>
+              <w:left w:w="100" w:type="dxa"/>
+              <w:bottom w:w="80" w:type="dxa"/>
+              <w:right w:w="100" w:type="dxa"/>
+            </w:tcMar>
+          </w:tcPr>
+          <w:p>
+            <w:pPr>
+              <w:rPr>
+                <w:rFonts w:ascii="Arial" w:hAnsi="Arial" w:cs="Arial"/>
+              </w:rPr>
+            </w:pPr>
+            <w:r>
+              <w:rPr>
+                <w:rFonts w:ascii="Arial" w:hAnsi="Arial" w:cs="Arial"/>
+                <w:color w:val="000000"/>
+              </w:rPr>
+              <w:t xml:space="preserve">Nenhum recarregamento redundante de dados de disco entre interações do usuário (validado via </w:t>
+            </w:r>
+            <w:proofErr w:type="spellStart"/>
+            <w:r>
+              <w:rPr>
+                <w:rFonts w:ascii="Arial" w:hAnsi="Arial" w:cs="Arial"/>
+                <w:color w:val="000000"/>
+              </w:rPr>
+              <w:t>st.cache_data</w:t>
+            </w:r>
+            <w:proofErr w:type="spellEnd"/>
+            <w:r>
+              <w:rPr>
+                <w:rFonts w:ascii="Arial" w:hAnsi="Arial" w:cs="Arial"/>
+                <w:color w:val="000000"/>
+              </w:rPr>
+              <w:t>)</w:t>
+            </w:r>
+          </w:p>
+        </w:tc>
+      </w:tr>
+      <w:tr>
+        <w:tblPrEx>
+          <w:tblCellMar>
+            <w:top w:w="0" w:type="dxa"/>
+            <w:bottom w:w="0" w:type="dxa"/>
+          </w:tblCellMar>
+        </w:tblPrEx>
+        <w:tc>
+          <w:tcPr>
+            <w:tcW w:w="4000" w:type="dxa"/>
+            <w:tcMar>
+              <w:top w:w="80" w:type="dxa"/>
+              <w:left w:w="100" w:type="dxa"/>
+              <w:bottom w:w="80" w:type="dxa"/>
+              <w:right w:w="100" w:type="dxa"/>
+            </w:tcMar>
+          </w:tcPr>
+          <w:p>
+            <w:pPr>
+              <w:rPr>
+                <w:rFonts w:ascii="Arial" w:hAnsi="Arial" w:cs="Arial"/>
+              </w:rPr>
+            </w:pPr>
+            <w:r>
+              <w:rPr>
+                <w:rFonts w:ascii="Arial" w:hAnsi="Arial" w:cs="Arial"/>
+                <w:color w:val="000000"/>
+              </w:rPr>
+              <w:t>Persistência do estado de sessão</w:t>
+            </w:r>
+          </w:p>
+        </w:tc>
+        <w:tc>
+          <w:tcPr>
+            <w:tcW w:w="5350" w:type="dxa"/>
+            <w:tcMar>
+              <w:top w:w="80" w:type="dxa"/>
+              <w:left w:w="100" w:type="dxa"/>
+              <w:bottom w:w="80" w:type="dxa"/>
+              <w:right w:w="100" w:type="dxa"/>
+            </w:tcMar>
+          </w:tcPr>
+          <w:p>
+            <w:pPr>
+              <w:rPr>
+                <w:rFonts w:ascii="Arial" w:hAnsi="Arial" w:cs="Arial"/>
+              </w:rPr>
+            </w:pPr>
+            <w:r>
+              <w:rPr>
+                <w:rFonts w:ascii="Arial" w:hAnsi="Arial" w:cs="Arial"/>
+                <w:color w:val="000000"/>
+              </w:rPr>
+              <w:t xml:space="preserve">Filtros, uploads e </w:t>
+            </w:r>
+            <w:proofErr w:type="spellStart"/>
+            <w:r>
+              <w:rPr>
+                <w:rFonts w:ascii="Arial" w:hAnsi="Arial" w:cs="Arial"/>
+                <w:color w:val="000000"/>
+              </w:rPr>
+              <w:t>dataset</w:t>
+            </w:r>
+            <w:proofErr w:type="spellEnd"/>
+            <w:r>
+              <w:rPr>
+                <w:rFonts w:ascii="Arial" w:hAnsi="Arial" w:cs="Arial"/>
+                <w:color w:val="000000"/>
+              </w:rPr>
+              <w:t xml:space="preserve"> combinado mantidos ao longo da navegação entre abas, sem reinício da sessão</w:t>
+            </w:r>
+          </w:p>
+        </w:tc>
+      </w:tr>
+      <w:tr>
+        <w:tblPrEx>
+          <w:tblCellMar>
+            <w:top w:w="0" w:type="dxa"/>
+            <w:bottom w:w="0" w:type="dxa"/>
+          </w:tblCellMar>
+        </w:tblPrEx>
+        <w:tc>
+          <w:tcPr>
+            <w:tcW w:w="4000" w:type="dxa"/>
+            <w:tcMar>
+              <w:top w:w="80" w:type="dxa"/>
+              <w:left w:w="100" w:type="dxa"/>
+              <w:bottom w:w="80" w:type="dxa"/>
+              <w:right w:w="100" w:type="dxa"/>
+            </w:tcMar>
+          </w:tcPr>
+          <w:p>
+            <w:pPr>
+              <w:rPr>
+                <w:rFonts w:ascii="Arial" w:hAnsi="Arial" w:cs="Arial"/>
+              </w:rPr>
+            </w:pPr>
+            <w:r>
+              <w:rPr>
+                <w:rFonts w:ascii="Arial" w:hAnsi="Arial" w:cs="Arial"/>
+                <w:color w:val="000000"/>
+              </w:rPr>
+              <w:t>Usabilidade do serviço de upload</w:t>
+            </w:r>
+          </w:p>
+        </w:tc>
+        <w:tc>
+          <w:tcPr>
+            <w:tcW w:w="5350" w:type="dxa"/>
+            <w:tcMar>
+              <w:top w:w="80" w:type="dxa"/>
+              <w:left w:w="100" w:type="dxa"/>
+              <w:bottom w:w="80" w:type="dxa"/>
+              <w:right w:w="100" w:type="dxa"/>
+            </w:tcMar>
+          </w:tcPr>
+          <w:p>
+            <w:pPr>
+              <w:rPr>
+                <w:rFonts w:ascii="Arial" w:hAnsi="Arial" w:cs="Arial"/>
+              </w:rPr>
+            </w:pPr>
+            <w:r>
+              <w:rPr>
+                <w:rFonts w:ascii="Arial" w:hAnsi="Arial" w:cs="Arial"/>
+                <w:color w:val="000000"/>
+              </w:rPr>
+              <w:t xml:space="preserve">100% dos arquivos com </w:t>
+            </w:r>
+            <w:proofErr w:type="spellStart"/>
+            <w:r>
+              <w:rPr>
+                <w:rFonts w:ascii="Arial" w:hAnsi="Arial" w:cs="Arial"/>
+                <w:color w:val="000000"/>
+              </w:rPr>
+              <w:t>schema</w:t>
+            </w:r>
+            <w:proofErr w:type="spellEnd"/>
+            <w:r>
+              <w:rPr>
+                <w:rFonts w:ascii="Arial" w:hAnsi="Arial" w:cs="Arial"/>
+                <w:color w:val="000000"/>
+              </w:rPr>
+              <w:t xml:space="preserve"> inválido são rejeitados com mensagem clara ao usuário</w:t>
+            </w:r>
+          </w:p>
+        </w:tc>
+      </w:tr>
+      <w:tr>
+        <w:tblPrEx>
+          <w:tblCellMar>
+            <w:top w:w="0" w:type="dxa"/>
+            <w:bottom w:w="0" w:type="dxa"/>
+          </w:tblCellMar>
+        </w:tblPrEx>
+        <w:tc>
+          <w:tcPr>
+            <w:tcW w:w="4000" w:type="dxa"/>
+            <w:tcMar>
+              <w:top w:w="80" w:type="dxa"/>
+              <w:left w:w="100" w:type="dxa"/>
+              <w:bottom w:w="80" w:type="dxa"/>
+              <w:right w:w="100" w:type="dxa"/>
+            </w:tcMar>
+          </w:tcPr>
+          <w:p>
+            <w:pPr>
+              <w:rPr>
+                <w:rFonts w:ascii="Arial" w:hAnsi="Arial" w:cs="Arial"/>
+              </w:rPr>
+            </w:pPr>
+            <w:r>
+              <w:rPr>
+                <w:rFonts w:ascii="Arial" w:hAnsi="Arial" w:cs="Arial"/>
+                <w:color w:val="000000"/>
+              </w:rPr>
+              <w:lastRenderedPageBreak/>
               <w:t>Usabilidade do dashboard</w:t>
             </w:r>
           </w:p>
@@ -932,26 +1631,25 @@
     </w:tbl>
     <w:p>
       <w:pPr>
+        <w:spacing w:after="200"/>
+        <w:rPr>
+          <w:rFonts w:ascii="Arial" w:hAnsi="Arial" w:cs="Arial"/>
+        </w:rPr>
+      </w:pPr>
+    </w:p>
+    <w:p>
+      <w:pPr>
         <w:pStyle w:val="Ttulo1"/>
         <w:spacing w:before="300" w:after="150"/>
         <w:rPr>
           <w:rFonts w:ascii="Arial" w:hAnsi="Arial" w:cs="Arial"/>
         </w:rPr>
       </w:pPr>
-    </w:p>
-    <w:p>
-      <w:pPr>
-        <w:pStyle w:val="Ttulo1"/>
-        <w:spacing w:before="300" w:after="150"/>
-        <w:rPr>
-          <w:rFonts w:ascii="Arial" w:hAnsi="Arial" w:cs="Arial"/>
-        </w:rPr>
-      </w:pPr>
-      <w:r>
-        <w:rPr>
-          <w:rFonts w:ascii="Arial" w:hAnsi="Arial" w:cs="Arial"/>
-        </w:rPr>
-        <w:t>6. Stakeholders do Projeto</w:t>
+      <w:r>
+        <w:rPr>
+          <w:rFonts w:ascii="Arial" w:hAnsi="Arial" w:cs="Arial"/>
+        </w:rPr>
+        <w:t>7. Stakeholders do Projeto</w:t>
       </w:r>
     </w:p>
     <w:tbl>
@@ -978,6 +1676,12 @@
         <w:gridCol w:w="2150"/>
       </w:tblGrid>
       <w:tr>
+        <w:tblPrEx>
+          <w:tblCellMar>
+            <w:top w:w="0" w:type="dxa"/>
+            <w:bottom w:w="0" w:type="dxa"/>
+          </w:tblCellMar>
+        </w:tblPrEx>
         <w:tc>
           <w:tcPr>
             <w:tcW w:w="2400" w:type="dxa"/>
@@ -1092,6 +1796,12 @@
         </w:tc>
       </w:tr>
       <w:tr>
+        <w:tblPrEx>
+          <w:tblCellMar>
+            <w:top w:w="0" w:type="dxa"/>
+            <w:bottom w:w="0" w:type="dxa"/>
+          </w:tblCellMar>
+        </w:tblPrEx>
         <w:tc>
           <w:tcPr>
             <w:tcW w:w="2400" w:type="dxa"/>
@@ -1113,7 +1823,23 @@
                 <w:rFonts w:ascii="Arial" w:hAnsi="Arial" w:cs="Arial"/>
                 <w:color w:val="000000"/>
               </w:rPr>
-              <w:t>Patrocinador (Sponsor) / Diretoria ESG</w:t>
+              <w:t>Patrocinador (</w:t>
+            </w:r>
+            <w:proofErr w:type="spellStart"/>
+            <w:r>
+              <w:rPr>
+                <w:rFonts w:ascii="Arial" w:hAnsi="Arial" w:cs="Arial"/>
+                <w:color w:val="000000"/>
+              </w:rPr>
+              <w:t>Sponsor</w:t>
+            </w:r>
+            <w:proofErr w:type="spellEnd"/>
+            <w:r>
+              <w:rPr>
+                <w:rFonts w:ascii="Arial" w:hAnsi="Arial" w:cs="Arial"/>
+                <w:color w:val="000000"/>
+              </w:rPr>
+              <w:t>) / Diretoria ESG</w:t>
             </w:r>
           </w:p>
         </w:tc>
@@ -1194,6 +1920,12 @@
         </w:tc>
       </w:tr>
       <w:tr>
+        <w:tblPrEx>
+          <w:tblCellMar>
+            <w:top w:w="0" w:type="dxa"/>
+            <w:bottom w:w="0" w:type="dxa"/>
+          </w:tblCellMar>
+        </w:tblPrEx>
         <w:tc>
           <w:tcPr>
             <w:tcW w:w="2400" w:type="dxa"/>
@@ -1296,6 +2028,12 @@
         </w:tc>
       </w:tr>
       <w:tr>
+        <w:tblPrEx>
+          <w:tblCellMar>
+            <w:top w:w="0" w:type="dxa"/>
+            <w:bottom w:w="0" w:type="dxa"/>
+          </w:tblCellMar>
+        </w:tblPrEx>
         <w:tc>
           <w:tcPr>
             <w:tcW w:w="2400" w:type="dxa"/>
@@ -1342,7 +2080,23 @@
                 <w:rFonts w:ascii="Arial" w:hAnsi="Arial" w:cs="Arial"/>
                 <w:color w:val="000000"/>
               </w:rPr>
-              <w:t>Coleta, modelagem, avaliação e documentação técnica</w:t>
+              <w:t xml:space="preserve">Coleta (API e </w:t>
+            </w:r>
+            <w:proofErr w:type="spellStart"/>
+            <w:r>
+              <w:rPr>
+                <w:rFonts w:ascii="Arial" w:hAnsi="Arial" w:cs="Arial"/>
+                <w:color w:val="000000"/>
+              </w:rPr>
+              <w:t>scraping</w:t>
+            </w:r>
+            <w:proofErr w:type="spellEnd"/>
+            <w:r>
+              <w:rPr>
+                <w:rFonts w:ascii="Arial" w:hAnsi="Arial" w:cs="Arial"/>
+                <w:color w:val="000000"/>
+              </w:rPr>
+              <w:t>), modelagem, avaliação e documentação técnica</w:t>
             </w:r>
           </w:p>
         </w:tc>
@@ -1367,7 +2121,7 @@
                 <w:rFonts w:ascii="Arial" w:hAnsi="Arial" w:cs="Arial"/>
                 <w:color w:val="000000"/>
               </w:rPr>
-              <w:t>Qualidade técnica e reprodutibilidade do pipeline</w:t>
+              <w:t>Qualidade técnica, conformidade da coleta e reprodutibilidade do pipeline</w:t>
             </w:r>
           </w:p>
         </w:tc>
@@ -1398,6 +2152,12 @@
         </w:tc>
       </w:tr>
       <w:tr>
+        <w:tblPrEx>
+          <w:tblCellMar>
+            <w:top w:w="0" w:type="dxa"/>
+            <w:bottom w:w="0" w:type="dxa"/>
+          </w:tblCellMar>
+        </w:tblPrEx>
         <w:tc>
           <w:tcPr>
             <w:tcW w:w="2400" w:type="dxa"/>
@@ -1444,8 +2204,17 @@
                 <w:rFonts w:ascii="Arial" w:hAnsi="Arial" w:cs="Arial"/>
                 <w:color w:val="000000"/>
               </w:rPr>
-              <w:t>Prover acesso a APIs, credenciais e ambiente de deploy</w:t>
-            </w:r>
+              <w:t xml:space="preserve">Prover acesso a APIs, credenciais e ambiente de </w:t>
+            </w:r>
+            <w:proofErr w:type="spellStart"/>
+            <w:r>
+              <w:rPr>
+                <w:rFonts w:ascii="Arial" w:hAnsi="Arial" w:cs="Arial"/>
+                <w:color w:val="000000"/>
+              </w:rPr>
+              <w:t>deploy</w:t>
+            </w:r>
+            <w:proofErr w:type="spellEnd"/>
           </w:p>
         </w:tc>
         <w:tc>
@@ -1500,6 +2269,12 @@
         </w:tc>
       </w:tr>
       <w:tr>
+        <w:tblPrEx>
+          <w:tblCellMar>
+            <w:top w:w="0" w:type="dxa"/>
+            <w:bottom w:w="0" w:type="dxa"/>
+          </w:tblCellMar>
+        </w:tblPrEx>
         <w:tc>
           <w:tcPr>
             <w:tcW w:w="2400" w:type="dxa"/>
@@ -1546,7 +2321,7 @@
                 <w:rFonts w:ascii="Arial" w:hAnsi="Arial" w:cs="Arial"/>
                 <w:color w:val="000000"/>
               </w:rPr>
-              <w:t>Utilizar o dashboard para tomada de decisão operacional</w:t>
+              <w:t>Utilizar o dashboard, interpretar notícias/nuvem de palavras e enviar dados complementares via upload</w:t>
             </w:r>
           </w:p>
         </w:tc>
@@ -1571,7 +2346,7 @@
                 <w:rFonts w:ascii="Arial" w:hAnsi="Arial" w:cs="Arial"/>
                 <w:color w:val="000000"/>
               </w:rPr>
-              <w:t>Facilidade de uso e clareza das informações</w:t>
+              <w:t>Facilidade de uso, clareza das informações e confiança nos dados enviados</w:t>
             </w:r>
           </w:p>
         </w:tc>
@@ -1602,6 +2377,12 @@
         </w:tc>
       </w:tr>
       <w:tr>
+        <w:tblPrEx>
+          <w:tblCellMar>
+            <w:top w:w="0" w:type="dxa"/>
+            <w:bottom w:w="0" w:type="dxa"/>
+          </w:tblCellMar>
+        </w:tblPrEx>
         <w:tc>
           <w:tcPr>
             <w:tcW w:w="2400" w:type="dxa"/>
@@ -1699,6 +2480,130 @@
                 <w:color w:val="000000"/>
               </w:rPr>
               <w:t>Baixo (indireto)</w:t>
+            </w:r>
+          </w:p>
+        </w:tc>
+      </w:tr>
+      <w:tr>
+        <w:tblPrEx>
+          <w:tblCellMar>
+            <w:top w:w="0" w:type="dxa"/>
+            <w:bottom w:w="0" w:type="dxa"/>
+          </w:tblCellMar>
+        </w:tblPrEx>
+        <w:tc>
+          <w:tcPr>
+            <w:tcW w:w="2400" w:type="dxa"/>
+            <w:tcMar>
+              <w:top w:w="80" w:type="dxa"/>
+              <w:left w:w="100" w:type="dxa"/>
+              <w:bottom w:w="80" w:type="dxa"/>
+              <w:right w:w="100" w:type="dxa"/>
+            </w:tcMar>
+          </w:tcPr>
+          <w:p>
+            <w:pPr>
+              <w:rPr>
+                <w:rFonts w:ascii="Arial" w:hAnsi="Arial" w:cs="Arial"/>
+              </w:rPr>
+            </w:pPr>
+            <w:r>
+              <w:rPr>
+                <w:rFonts w:ascii="Arial" w:hAnsi="Arial" w:cs="Arial"/>
+                <w:color w:val="000000"/>
+              </w:rPr>
+              <w:t>Portais-fonte de conteúdo (</w:t>
+            </w:r>
+            <w:proofErr w:type="spellStart"/>
+            <w:r>
+              <w:rPr>
+                <w:rFonts w:ascii="Arial" w:hAnsi="Arial" w:cs="Arial"/>
+                <w:color w:val="000000"/>
+              </w:rPr>
+              <w:t>scraping</w:t>
+            </w:r>
+            <w:proofErr w:type="spellEnd"/>
+            <w:r>
+              <w:rPr>
+                <w:rFonts w:ascii="Arial" w:hAnsi="Arial" w:cs="Arial"/>
+                <w:color w:val="000000"/>
+              </w:rPr>
+              <w:t>)</w:t>
+            </w:r>
+          </w:p>
+        </w:tc>
+        <w:tc>
+          <w:tcPr>
+            <w:tcW w:w="2400" w:type="dxa"/>
+            <w:tcMar>
+              <w:top w:w="80" w:type="dxa"/>
+              <w:left w:w="100" w:type="dxa"/>
+              <w:bottom w:w="80" w:type="dxa"/>
+              <w:right w:w="100" w:type="dxa"/>
+            </w:tcMar>
+          </w:tcPr>
+          <w:p>
+            <w:pPr>
+              <w:rPr>
+                <w:rFonts w:ascii="Arial" w:hAnsi="Arial" w:cs="Arial"/>
+              </w:rPr>
+            </w:pPr>
+            <w:r>
+              <w:rPr>
+                <w:rFonts w:ascii="Arial" w:hAnsi="Arial" w:cs="Arial"/>
+                <w:color w:val="000000"/>
+              </w:rPr>
+              <w:t>Publicam o conteúdo público coletado (notícias, páginas institucionais); não participam do projeto</w:t>
+            </w:r>
+          </w:p>
+        </w:tc>
+        <w:tc>
+          <w:tcPr>
+            <w:tcW w:w="2400" w:type="dxa"/>
+            <w:tcMar>
+              <w:top w:w="80" w:type="dxa"/>
+              <w:left w:w="100" w:type="dxa"/>
+              <w:bottom w:w="80" w:type="dxa"/>
+              <w:right w:w="100" w:type="dxa"/>
+            </w:tcMar>
+          </w:tcPr>
+          <w:p>
+            <w:pPr>
+              <w:rPr>
+                <w:rFonts w:ascii="Arial" w:hAnsi="Arial" w:cs="Arial"/>
+              </w:rPr>
+            </w:pPr>
+            <w:r>
+              <w:rPr>
+                <w:rFonts w:ascii="Arial" w:hAnsi="Arial" w:cs="Arial"/>
+                <w:color w:val="000000"/>
+              </w:rPr>
+              <w:t>Que a coleta respeite o robots.txt e os termos de uso do site</w:t>
+            </w:r>
+          </w:p>
+        </w:tc>
+        <w:tc>
+          <w:tcPr>
+            <w:tcW w:w="2150" w:type="dxa"/>
+            <w:tcMar>
+              <w:top w:w="80" w:type="dxa"/>
+              <w:left w:w="100" w:type="dxa"/>
+              <w:bottom w:w="80" w:type="dxa"/>
+              <w:right w:w="100" w:type="dxa"/>
+            </w:tcMar>
+          </w:tcPr>
+          <w:p>
+            <w:pPr>
+              <w:rPr>
+                <w:rFonts w:ascii="Arial" w:hAnsi="Arial" w:cs="Arial"/>
+              </w:rPr>
+            </w:pPr>
+            <w:r>
+              <w:rPr>
+                <w:rFonts w:ascii="Arial" w:hAnsi="Arial" w:cs="Arial"/>
+                <w:color w:val="000000"/>
+              </w:rPr>
+              <w:t>Baixo (indireto, mas com poder de veto via robots.txt)</w:t>
             </w:r>
           </w:p>
         </w:tc>
@@ -1724,7 +2629,7 @@
         <w:rPr>
           <w:rFonts w:ascii="Arial" w:hAnsi="Arial" w:cs="Arial"/>
         </w:rPr>
-        <w:t>7. Cronograma Macro (Marcos do Projeto)</w:t>
+        <w:t>8. Cronograma Macro (Marcos do Projeto)</w:t>
       </w:r>
     </w:p>
     <w:tbl>
@@ -1750,6 +2655,12 @@
         <w:gridCol w:w="4000"/>
       </w:tblGrid>
       <w:tr>
+        <w:tblPrEx>
+          <w:tblCellMar>
+            <w:top w:w="0" w:type="dxa"/>
+            <w:bottom w:w="0" w:type="dxa"/>
+          </w:tblCellMar>
+        </w:tblPrEx>
         <w:tc>
           <w:tcPr>
             <w:tcW w:w="2000" w:type="dxa"/>
@@ -1836,6 +2747,12 @@
         </w:tc>
       </w:tr>
       <w:tr>
+        <w:tblPrEx>
+          <w:tblCellMar>
+            <w:top w:w="0" w:type="dxa"/>
+            <w:bottom w:w="0" w:type="dxa"/>
+          </w:tblCellMar>
+        </w:tblPrEx>
         <w:tc>
           <w:tcPr>
             <w:tcW w:w="2000" w:type="dxa"/>
@@ -1857,8 +2774,17 @@
                 <w:rFonts w:ascii="Arial" w:hAnsi="Arial" w:cs="Arial"/>
                 <w:color w:val="000000"/>
               </w:rPr>
-              <w:t>Business Understanding</w:t>
-            </w:r>
+              <w:t xml:space="preserve">Business </w:t>
+            </w:r>
+            <w:proofErr w:type="spellStart"/>
+            <w:r>
+              <w:rPr>
+                <w:rFonts w:ascii="Arial" w:hAnsi="Arial" w:cs="Arial"/>
+                <w:color w:val="000000"/>
+              </w:rPr>
+              <w:t>Understanding</w:t>
+            </w:r>
+            <w:proofErr w:type="spellEnd"/>
           </w:p>
         </w:tc>
         <w:tc>
@@ -1882,7 +2808,7 @@
                 <w:rFonts w:ascii="Arial" w:hAnsi="Arial" w:cs="Arial"/>
                 <w:color w:val="000000"/>
               </w:rPr>
-              <w:t>Project Charter</w:t>
+              <w:t>Project Charter (v1 e v2)</w:t>
             </w:r>
           </w:p>
         </w:tc>
@@ -1907,12 +2833,18 @@
                 <w:rFonts w:ascii="Arial" w:hAnsi="Arial" w:cs="Arial"/>
                 <w:color w:val="000000"/>
               </w:rPr>
-              <w:t>Escopo, objetivos, stakeholders e critérios de sucesso definidos</w:t>
+              <w:t>Escopo, objetivos, stakeholders, critérios de sucesso e justificativa dos ODS</w:t>
             </w:r>
           </w:p>
         </w:tc>
       </w:tr>
       <w:tr>
+        <w:tblPrEx>
+          <w:tblCellMar>
+            <w:top w:w="0" w:type="dxa"/>
+            <w:bottom w:w="0" w:type="dxa"/>
+          </w:tblCellMar>
+        </w:tblPrEx>
         <w:tc>
           <w:tcPr>
             <w:tcW w:w="2000" w:type="dxa"/>
@@ -1934,8 +2866,17 @@
                 <w:rFonts w:ascii="Arial" w:hAnsi="Arial" w:cs="Arial"/>
                 <w:color w:val="000000"/>
               </w:rPr>
-              <w:t>Data Acquisition &amp; Understanding</w:t>
-            </w:r>
+              <w:t xml:space="preserve">Data Acquisition &amp; </w:t>
+            </w:r>
+            <w:proofErr w:type="spellStart"/>
+            <w:r>
+              <w:rPr>
+                <w:rFonts w:ascii="Arial" w:hAnsi="Arial" w:cs="Arial"/>
+                <w:color w:val="000000"/>
+              </w:rPr>
+              <w:t>Understanding</w:t>
+            </w:r>
+            <w:proofErr w:type="spellEnd"/>
           </w:p>
         </w:tc>
         <w:tc>
@@ -1959,8 +2900,33 @@
                 <w:rFonts w:ascii="Arial" w:hAnsi="Arial" w:cs="Arial"/>
                 <w:color w:val="000000"/>
               </w:rPr>
-              <w:t>Data Summary Report</w:t>
-            </w:r>
+              <w:t xml:space="preserve">Data </w:t>
+            </w:r>
+            <w:proofErr w:type="spellStart"/>
+            <w:r>
+              <w:rPr>
+                <w:rFonts w:ascii="Arial" w:hAnsi="Arial" w:cs="Arial"/>
+                <w:color w:val="000000"/>
+              </w:rPr>
+              <w:t>Summary</w:t>
+            </w:r>
+            <w:proofErr w:type="spellEnd"/>
+            <w:r>
+              <w:rPr>
+                <w:rFonts w:ascii="Arial" w:hAnsi="Arial" w:cs="Arial"/>
+                <w:color w:val="000000"/>
+              </w:rPr>
+              <w:t xml:space="preserve"> Report (v1 e v2) + scripts de </w:t>
+            </w:r>
+            <w:proofErr w:type="spellStart"/>
+            <w:r>
+              <w:rPr>
+                <w:rFonts w:ascii="Arial" w:hAnsi="Arial" w:cs="Arial"/>
+                <w:color w:val="000000"/>
+              </w:rPr>
+              <w:t>scraping</w:t>
+            </w:r>
+            <w:proofErr w:type="spellEnd"/>
           </w:p>
         </w:tc>
         <w:tc>
@@ -1984,12 +2950,34 @@
                 <w:rFonts w:ascii="Arial" w:hAnsi="Arial" w:cs="Arial"/>
                 <w:color w:val="000000"/>
               </w:rPr>
-              <w:t>Levantamento das fontes de dados e primeiras análises exploratórias</w:t>
+              <w:t xml:space="preserve">Fontes de dados via API e via web </w:t>
+            </w:r>
+            <w:proofErr w:type="spellStart"/>
+            <w:r>
+              <w:rPr>
+                <w:rFonts w:ascii="Arial" w:hAnsi="Arial" w:cs="Arial"/>
+                <w:color w:val="000000"/>
+              </w:rPr>
+              <w:t>scraping</w:t>
+            </w:r>
+            <w:proofErr w:type="spellEnd"/>
+            <w:r>
+              <w:rPr>
+                <w:rFonts w:ascii="Arial" w:hAnsi="Arial" w:cs="Arial"/>
+                <w:color w:val="000000"/>
+              </w:rPr>
+              <w:t>, com verificação de robots.txt</w:t>
             </w:r>
           </w:p>
         </w:tc>
       </w:tr>
       <w:tr>
+        <w:tblPrEx>
+          <w:tblCellMar>
+            <w:top w:w="0" w:type="dxa"/>
+            <w:bottom w:w="0" w:type="dxa"/>
+          </w:tblCellMar>
+        </w:tblPrEx>
         <w:tc>
           <w:tcPr>
             <w:tcW w:w="2000" w:type="dxa"/>
@@ -2011,7 +2999,14 @@
                 <w:rFonts w:ascii="Arial" w:hAnsi="Arial" w:cs="Arial"/>
                 <w:color w:val="000000"/>
               </w:rPr>
-              <w:t>Modeling</w:t>
+              <w:t>Versão</w:t>
+            </w:r>
+            <w:r>
+              <w:rPr>
+                <w:rFonts w:ascii="Arial" w:hAnsi="Arial" w:cs="Arial"/>
+                <w:color w:val="000000"/>
+              </w:rPr>
+              <w:t xml:space="preserve"> 2 — Aplicação Interativa</w:t>
             </w:r>
           </w:p>
         </w:tc>
@@ -2036,7 +3031,23 @@
                 <w:rFonts w:ascii="Arial" w:hAnsi="Arial" w:cs="Arial"/>
                 <w:color w:val="000000"/>
               </w:rPr>
-              <w:t>Model Report</w:t>
+              <w:t xml:space="preserve">Dashboard </w:t>
+            </w:r>
+            <w:proofErr w:type="spellStart"/>
+            <w:r>
+              <w:rPr>
+                <w:rFonts w:ascii="Arial" w:hAnsi="Arial" w:cs="Arial"/>
+                <w:color w:val="000000"/>
+              </w:rPr>
+              <w:t>Streamlit</w:t>
+            </w:r>
+            <w:proofErr w:type="spellEnd"/>
+            <w:r>
+              <w:rPr>
+                <w:rFonts w:ascii="Arial" w:hAnsi="Arial" w:cs="Arial"/>
+                <w:color w:val="000000"/>
+              </w:rPr>
+              <w:t xml:space="preserve"> v2 (concluído)</w:t>
             </w:r>
           </w:p>
         </w:tc>
@@ -2061,12 +3072,18 @@
                 <w:rFonts w:ascii="Arial" w:hAnsi="Arial" w:cs="Arial"/>
                 <w:color w:val="000000"/>
               </w:rPr>
-              <w:t>Modelo de previsão e explicabilidade das fontes de emissão</w:t>
+              <w:t>Abas, cache, estado de sessão, nuvem de palavras, upload/download de CSV</w:t>
             </w:r>
           </w:p>
         </w:tc>
       </w:tr>
       <w:tr>
+        <w:tblPrEx>
+          <w:tblCellMar>
+            <w:top w:w="0" w:type="dxa"/>
+            <w:bottom w:w="0" w:type="dxa"/>
+          </w:tblCellMar>
+        </w:tblPrEx>
         <w:tc>
           <w:tcPr>
             <w:tcW w:w="2000" w:type="dxa"/>
@@ -2083,13 +3100,16 @@
                 <w:rFonts w:ascii="Arial" w:hAnsi="Arial" w:cs="Arial"/>
               </w:rPr>
             </w:pPr>
-            <w:r>
-              <w:rPr>
-                <w:rFonts w:ascii="Arial" w:hAnsi="Arial" w:cs="Arial"/>
-                <w:color w:val="000000"/>
-              </w:rPr>
-              <w:t>Deployment</w:t>
-            </w:r>
+            <w:proofErr w:type="spellStart"/>
+            <w:r>
+              <w:rPr>
+                <w:rFonts w:ascii="Arial" w:hAnsi="Arial" w:cs="Arial"/>
+                <w:color w:val="000000"/>
+              </w:rPr>
+              <w:lastRenderedPageBreak/>
+              <w:t>Modeling</w:t>
+            </w:r>
+            <w:proofErr w:type="spellEnd"/>
           </w:p>
         </w:tc>
         <w:tc>
@@ -2113,7 +3133,7 @@
                 <w:rFonts w:ascii="Arial" w:hAnsi="Arial" w:cs="Arial"/>
                 <w:color w:val="000000"/>
               </w:rPr>
-              <w:t>Dashboard Streamlit + Relatório automático</w:t>
+              <w:t>Model Report</w:t>
             </w:r>
           </w:p>
         </w:tc>
@@ -2138,12 +3158,18 @@
                 <w:rFonts w:ascii="Arial" w:hAnsi="Arial" w:cs="Arial"/>
                 <w:color w:val="000000"/>
               </w:rPr>
-              <w:t>Aplicação final publicada com geração de relatório via IA generativa</w:t>
+              <w:t>Modelo de previsão e explicabilidade das fontes de emissão</w:t>
             </w:r>
           </w:p>
         </w:tc>
       </w:tr>
       <w:tr>
+        <w:tblPrEx>
+          <w:tblCellMar>
+            <w:top w:w="0" w:type="dxa"/>
+            <w:bottom w:w="0" w:type="dxa"/>
+          </w:tblCellMar>
+        </w:tblPrEx>
         <w:tc>
           <w:tcPr>
             <w:tcW w:w="2000" w:type="dxa"/>
@@ -2165,8 +3191,109 @@
                 <w:rFonts w:ascii="Arial" w:hAnsi="Arial" w:cs="Arial"/>
                 <w:color w:val="000000"/>
               </w:rPr>
-              <w:t>Customer Acceptance</w:t>
-            </w:r>
+              <w:t>Deployment</w:t>
+            </w:r>
+          </w:p>
+        </w:tc>
+        <w:tc>
+          <w:tcPr>
+            <w:tcW w:w="3350" w:type="dxa"/>
+            <w:tcMar>
+              <w:top w:w="80" w:type="dxa"/>
+              <w:left w:w="100" w:type="dxa"/>
+              <w:bottom w:w="80" w:type="dxa"/>
+              <w:right w:w="100" w:type="dxa"/>
+            </w:tcMar>
+          </w:tcPr>
+          <w:p>
+            <w:pPr>
+              <w:rPr>
+                <w:rFonts w:ascii="Arial" w:hAnsi="Arial" w:cs="Arial"/>
+              </w:rPr>
+            </w:pPr>
+            <w:r>
+              <w:rPr>
+                <w:rFonts w:ascii="Arial" w:hAnsi="Arial" w:cs="Arial"/>
+                <w:color w:val="000000"/>
+              </w:rPr>
+              <w:t>Relatório automático via IA generativa</w:t>
+            </w:r>
+          </w:p>
+        </w:tc>
+        <w:tc>
+          <w:tcPr>
+            <w:tcW w:w="4000" w:type="dxa"/>
+            <w:tcMar>
+              <w:top w:w="80" w:type="dxa"/>
+              <w:left w:w="100" w:type="dxa"/>
+              <w:bottom w:w="80" w:type="dxa"/>
+              <w:right w:w="100" w:type="dxa"/>
+            </w:tcMar>
+          </w:tcPr>
+          <w:p>
+            <w:pPr>
+              <w:rPr>
+                <w:rFonts w:ascii="Arial" w:hAnsi="Arial" w:cs="Arial"/>
+              </w:rPr>
+            </w:pPr>
+            <w:r>
+              <w:rPr>
+                <w:rFonts w:ascii="Arial" w:hAnsi="Arial" w:cs="Arial"/>
+                <w:color w:val="000000"/>
+              </w:rPr>
+              <w:t>Geração de relatório narrativo integrada ao dashboard</w:t>
+            </w:r>
+          </w:p>
+        </w:tc>
+      </w:tr>
+      <w:tr>
+        <w:tblPrEx>
+          <w:tblCellMar>
+            <w:top w:w="0" w:type="dxa"/>
+            <w:bottom w:w="0" w:type="dxa"/>
+          </w:tblCellMar>
+        </w:tblPrEx>
+        <w:tc>
+          <w:tcPr>
+            <w:tcW w:w="2000" w:type="dxa"/>
+            <w:tcMar>
+              <w:top w:w="80" w:type="dxa"/>
+              <w:left w:w="100" w:type="dxa"/>
+              <w:bottom w:w="80" w:type="dxa"/>
+              <w:right w:w="100" w:type="dxa"/>
+            </w:tcMar>
+          </w:tcPr>
+          <w:p>
+            <w:pPr>
+              <w:rPr>
+                <w:rFonts w:ascii="Arial" w:hAnsi="Arial" w:cs="Arial"/>
+              </w:rPr>
+            </w:pPr>
+            <w:proofErr w:type="spellStart"/>
+            <w:r>
+              <w:rPr>
+                <w:rFonts w:ascii="Arial" w:hAnsi="Arial" w:cs="Arial"/>
+                <w:color w:val="000000"/>
+              </w:rPr>
+              <w:t>Customer</w:t>
+            </w:r>
+            <w:proofErr w:type="spellEnd"/>
+            <w:r>
+              <w:rPr>
+                <w:rFonts w:ascii="Arial" w:hAnsi="Arial" w:cs="Arial"/>
+                <w:color w:val="000000"/>
+              </w:rPr>
+              <w:t xml:space="preserve"> </w:t>
+            </w:r>
+            <w:proofErr w:type="spellStart"/>
+            <w:r>
+              <w:rPr>
+                <w:rFonts w:ascii="Arial" w:hAnsi="Arial" w:cs="Arial"/>
+                <w:color w:val="000000"/>
+              </w:rPr>
+              <w:t>Acceptance</w:t>
+            </w:r>
+            <w:proofErr w:type="spellEnd"/>
           </w:p>
         </w:tc>
         <w:tc>
@@ -2241,7 +3368,7 @@
         <w:rPr>
           <w:rFonts w:ascii="Arial" w:hAnsi="Arial" w:cs="Arial"/>
         </w:rPr>
-        <w:t>8. Riscos Preliminares</w:t>
+        <w:t>9. Riscos</w:t>
       </w:r>
     </w:p>
     <w:p>
@@ -2260,7 +3387,21 @@
         <w:rPr>
           <w:rFonts w:ascii="Arial" w:hAnsi="Arial" w:cs="Arial"/>
         </w:rPr>
-        <w:t>Indisponibilidade ou limitação de taxa (rate limit) das APIs públicas de fatores de emissão.</w:t>
+        <w:t xml:space="preserve">Indisponibilidade ou limitação de taxa (rate </w:t>
+      </w:r>
+      <w:proofErr w:type="spellStart"/>
+      <w:r>
+        <w:rPr>
+          <w:rFonts w:ascii="Arial" w:hAnsi="Arial" w:cs="Arial"/>
+        </w:rPr>
+        <w:t>limit</w:t>
+      </w:r>
+      <w:proofErr w:type="spellEnd"/>
+      <w:r>
+        <w:rPr>
+          <w:rFonts w:ascii="Arial" w:hAnsi="Arial" w:cs="Arial"/>
+        </w:rPr>
+        <w:t>) das APIs públicas de fatores de emissão.</w:t>
       </w:r>
     </w:p>
     <w:p>
@@ -2279,7 +3420,21 @@
         <w:rPr>
           <w:rFonts w:ascii="Arial" w:hAnsi="Arial" w:cs="Arial"/>
         </w:rPr>
-        <w:t>Ausência de dados reais da empresa, exigindo uso de dados simulados (impacto na validação prática).</w:t>
+        <w:t xml:space="preserve">Mudança no robots.txt de uma fonte de </w:t>
+      </w:r>
+      <w:proofErr w:type="spellStart"/>
+      <w:r>
+        <w:rPr>
+          <w:rFonts w:ascii="Arial" w:hAnsi="Arial" w:cs="Arial"/>
+        </w:rPr>
+        <w:t>scraping</w:t>
+      </w:r>
+      <w:proofErr w:type="spellEnd"/>
+      <w:r>
+        <w:rPr>
+          <w:rFonts w:ascii="Arial" w:hAnsi="Arial" w:cs="Arial"/>
+        </w:rPr>
+        <w:t>, exigindo troca ou remoção da fonte (mitigado: verificação automática a cada execução do script).</w:t>
       </w:r>
     </w:p>
     <w:p>
@@ -2298,7 +3453,35 @@
         <w:rPr>
           <w:rFonts w:ascii="Arial" w:hAnsi="Arial" w:cs="Arial"/>
         </w:rPr>
-        <w:t>Risco de alucinação do LLM ao gerar o relatório narrativo, exigindo mecanismo de verificação (grounding).</w:t>
+        <w:t xml:space="preserve">Mudança na estrutura HTML das páginas-alvo do </w:t>
+      </w:r>
+      <w:proofErr w:type="spellStart"/>
+      <w:r>
+        <w:rPr>
+          <w:rFonts w:ascii="Arial" w:hAnsi="Arial" w:cs="Arial"/>
+        </w:rPr>
+        <w:t>scraping</w:t>
+      </w:r>
+      <w:proofErr w:type="spellEnd"/>
+      <w:r>
+        <w:rPr>
+          <w:rFonts w:ascii="Arial" w:hAnsi="Arial" w:cs="Arial"/>
+        </w:rPr>
+        <w:t xml:space="preserve">, quebrando os seletores usados (mitigado: scripts isolados e </w:t>
+      </w:r>
+      <w:proofErr w:type="spellStart"/>
+      <w:r>
+        <w:rPr>
+          <w:rFonts w:ascii="Arial" w:hAnsi="Arial" w:cs="Arial"/>
+        </w:rPr>
+        <w:t>versionados</w:t>
+      </w:r>
+      <w:proofErr w:type="spellEnd"/>
+      <w:r>
+        <w:rPr>
+          <w:rFonts w:ascii="Arial" w:hAnsi="Arial" w:cs="Arial"/>
+        </w:rPr>
+        <w:t>, fáceis de ajustar).</w:t>
       </w:r>
     </w:p>
     <w:p>
@@ -2317,7 +3500,87 @@
         <w:rPr>
           <w:rFonts w:ascii="Arial" w:hAnsi="Arial" w:cs="Arial"/>
         </w:rPr>
-        <w:t>Mudança de metodologia de fatores de emissão entre fontes distintas, afetando a consistência histórica.</w:t>
+        <w:t>Ausência de dados reais da empresa, exigindo uso de dados simulados e dados enviados manualmente via upload (impacto na validação prática).</w:t>
+      </w:r>
+    </w:p>
+    <w:p>
+      <w:pPr>
+        <w:pStyle w:val="PargrafodaLista"/>
+        <w:numPr>
+          <w:ilvl w:val="0"/>
+          <w:numId w:val="1"/>
+        </w:numPr>
+        <w:spacing w:after="60"/>
+        <w:rPr>
+          <w:rFonts w:ascii="Arial" w:hAnsi="Arial" w:cs="Arial"/>
+        </w:rPr>
+      </w:pPr>
+      <w:r>
+        <w:rPr>
+          <w:rFonts w:ascii="Arial" w:hAnsi="Arial" w:cs="Arial"/>
+        </w:rPr>
+        <w:t>Risco de alucinação do LLM ao gerar o relatório narrativo, exigindo mecanismo de verificação (</w:t>
+      </w:r>
+      <w:proofErr w:type="spellStart"/>
+      <w:r>
+        <w:rPr>
+          <w:rFonts w:ascii="Arial" w:hAnsi="Arial" w:cs="Arial"/>
+        </w:rPr>
+        <w:t>grounding</w:t>
+      </w:r>
+      <w:proofErr w:type="spellEnd"/>
+      <w:r>
+        <w:rPr>
+          <w:rFonts w:ascii="Arial" w:hAnsi="Arial" w:cs="Arial"/>
+        </w:rPr>
+        <w:t>).</w:t>
+      </w:r>
+    </w:p>
+    <w:p>
+      <w:pPr>
+        <w:pStyle w:val="PargrafodaLista"/>
+        <w:numPr>
+          <w:ilvl w:val="0"/>
+          <w:numId w:val="1"/>
+        </w:numPr>
+        <w:spacing w:after="60"/>
+        <w:rPr>
+          <w:rFonts w:ascii="Arial" w:hAnsi="Arial" w:cs="Arial"/>
+        </w:rPr>
+      </w:pPr>
+      <w:r>
+        <w:rPr>
+          <w:rFonts w:ascii="Arial" w:hAnsi="Arial" w:cs="Arial"/>
+        </w:rPr>
+        <w:t xml:space="preserve">Upload de arquivos com </w:t>
+      </w:r>
+      <w:proofErr w:type="spellStart"/>
+      <w:r>
+        <w:rPr>
+          <w:rFonts w:ascii="Arial" w:hAnsi="Arial" w:cs="Arial"/>
+        </w:rPr>
+        <w:t>schema</w:t>
+      </w:r>
+      <w:proofErr w:type="spellEnd"/>
+      <w:r>
+        <w:rPr>
+          <w:rFonts w:ascii="Arial" w:hAnsi="Arial" w:cs="Arial"/>
+        </w:rPr>
+        <w:t xml:space="preserve"> incorreto pelo usuário (mitigado: validação de colunas antes da mesclagem ao </w:t>
+      </w:r>
+      <w:proofErr w:type="spellStart"/>
+      <w:r>
+        <w:rPr>
+          <w:rFonts w:ascii="Arial" w:hAnsi="Arial" w:cs="Arial"/>
+        </w:rPr>
+        <w:t>dataset</w:t>
+      </w:r>
+      <w:proofErr w:type="spellEnd"/>
+      <w:r>
+        <w:rPr>
+          <w:rFonts w:ascii="Arial" w:hAnsi="Arial" w:cs="Arial"/>
+        </w:rPr>
+        <w:t>).</w:t>
       </w:r>
     </w:p>
     <w:p>
@@ -2332,21 +3595,46 @@
         <w:rPr>
           <w:rFonts w:ascii="Arial" w:hAnsi="Arial" w:cs="Arial"/>
         </w:rPr>
-        <w:t>9. Aprovação</w:t>
-      </w:r>
-    </w:p>
-    <w:p>
-      <w:pPr>
-        <w:spacing w:after="120"/>
-        <w:rPr>
-          <w:rFonts w:ascii="Arial" w:hAnsi="Arial" w:cs="Arial"/>
-        </w:rPr>
-      </w:pPr>
-      <w:r>
-        <w:rPr>
-          <w:rFonts w:ascii="Arial" w:hAnsi="Arial" w:cs="Arial"/>
-        </w:rPr>
-        <w:t>Este documento representa o entendimento inicial do escopo e será revisado conforme o projeto avança pelas fases do CRISP-DM/TDSP.</w:t>
+        <w:t>10. Aprovação</w:t>
+      </w:r>
+    </w:p>
+    <w:p>
+      <w:pPr>
+        <w:rPr>
+          <w:rFonts w:ascii="Arial" w:hAnsi="Arial" w:cs="Arial"/>
+        </w:rPr>
+      </w:pPr>
+      <w:r>
+        <w:rPr>
+          <w:rFonts w:ascii="Arial" w:hAnsi="Arial" w:cs="Arial"/>
+        </w:rPr>
+        <w:t xml:space="preserve">Este documento representa o entendimento do escopo ao final da </w:t>
+      </w:r>
+      <w:r>
+        <w:rPr>
+          <w:rFonts w:ascii="Arial" w:hAnsi="Arial" w:cs="Arial"/>
+        </w:rPr>
+        <w:t>Versão</w:t>
+      </w:r>
+      <w:r>
+        <w:rPr>
+          <w:rFonts w:ascii="Arial" w:hAnsi="Arial" w:cs="Arial"/>
+        </w:rPr>
+        <w:t xml:space="preserve"> 2 do projeto e será revisado novamente ao final das fases de </w:t>
+      </w:r>
+      <w:proofErr w:type="spellStart"/>
+      <w:r>
+        <w:rPr>
+          <w:rFonts w:ascii="Arial" w:hAnsi="Arial" w:cs="Arial"/>
+        </w:rPr>
+        <w:t>Modeling</w:t>
+      </w:r>
+      <w:proofErr w:type="spellEnd"/>
+      <w:r>
+        <w:rPr>
+          <w:rFonts w:ascii="Arial" w:hAnsi="Arial" w:cs="Arial"/>
+        </w:rPr>
+        <w:t xml:space="preserve"> e Deployment.</w:t>
       </w:r>
     </w:p>
     <w:sectPr>
@@ -2362,10 +3650,10 @@
 <file path=word/numbering.xml><?xml version="1.0" encoding="utf-8"?>
 <w:numbering xmlns:wpc="http://schemas.microsoft.com/office/word/2010/wordprocessingCanvas" xmlns:cx="http://schemas.microsoft.com/office/drawing/2014/chartex" xmlns:cx1="http://schemas.microsoft.com/office/drawing/2015/9/8/chartex" xmlns:cx2="http://schemas.microsoft.com/office/drawing/2015/10/21/chartex" xmlns:cx3="http://schemas.microsoft.com/office/drawing/2016/5/9/chartex" xmlns:cx4="http://schemas.microsoft.com/office/drawing/2016/5/10/chartex" xmlns:cx5="http://schemas.microsoft.com/office/drawing/2016/5/11/chartex" xmlns:cx6="http://schemas.microsoft.com/office/drawing/2016/5/12/chartex" xmlns:cx7="http://schemas.microsoft.com/office/drawing/2016/5/13/chartex" xmlns:cx8="http://schemas.microsoft.com/office/drawing/2016/5/14/chartex" xmlns:mc="http://schemas.openxmlformats.org/markup-compatibility/2006" xmlns:aink="http://schemas.microsoft.com/office/drawing/2016/ink" xmlns:am3d="http://schemas.microsoft.com/office/drawing/2017/model3d" xmlns:o="urn:schemas-microsoft-com:office:office" xmlns:oel="http://schemas.microsoft.com/office/2019/extlst" xmlns:r="http://schemas.openxmlformats.org/officeDocument/2006/relationships" xmlns:m="http://schemas.openxmlformats.org/officeDocument/2006/math" xmlns:v="urn:schemas-microsoft-com:vml" xmlns:wp14="http://schemas.microsoft.com/office/word/2010/wordprocessingDrawing" xmlns:wp="http://schemas.openxmlformats.org/drawingml/2006/wordprocessingDrawing" xmlns:w10="urn:schemas-microsoft-com:office:word" xmlns:w="http://schemas.openxmlformats.org/wordprocessingml/2006/main" xmlns:w14="http://schemas.microsoft.com/office/word/2010/wordml" xmlns:w15="http://schemas.microsoft.com/office/word/2012/wordml" xmlns:w16cex="http://schemas.microsoft.com/office/word/2018/wordml/cex" xmlns:w16cid="http://schemas.microsoft.com/office/word/2016/wordml/cid" xmlns:w16="http://schemas.microsoft.com/office/word/2018/wordml" xmlns:w16du="http://schemas.microsoft.com/office/word/2023/wordml/word16du" xmlns:w16sdtdh="http://schemas.microsoft.com/office/word/2020/wordml/sdtdatahash" xmlns:w16sdtfl="http://schemas.microsoft.com/office/word/2024/wordml/sdtformatlock" xmlns:w16se="http://schemas.microsoft.com/office/word/2015/wordml/symex" xmlns:wpg="http://schemas.microsoft.com/office/word/2010/wordprocessingGroup" xmlns:wpi="http://schemas.microsoft.com/office/word/2010/wordprocessingInk" xmlns:wne="http://schemas.microsoft.com/office/word/2006/wordml" xmlns:wps="http://schemas.microsoft.com/office/word/2010/wordprocessingShape" mc:Ignorable="w14 w15 w16se w16cid w16 w16cex w16sdtdh w16sdtfl w16du wp14">
   <w:abstractNum w:abstractNumId="0" w15:restartNumberingAfterBreak="0">
-    <w:nsid w:val="7826245E"/>
+    <w:nsid w:val="461312F9"/>
     <w:multiLevelType w:val="hybridMultilevel"/>
-    <w:tmpl w:val="439ABF3A"/>
-    <w:lvl w:ilvl="0" w:tplc="BFF0F572">
+    <w:tmpl w:val="66B20FF6"/>
+    <w:lvl w:ilvl="0" w:tplc="C0ECD24C">
       <w:start w:val="1"/>
       <w:numFmt w:val="bullet"/>
       <w:lvlText w:val="●"/>
@@ -2374,7 +3662,7 @@
         <w:ind w:left="720" w:hanging="360"/>
       </w:pPr>
     </w:lvl>
-    <w:lvl w:ilvl="1" w:tplc="CDB066DA">
+    <w:lvl w:ilvl="1" w:tplc="69A8CE34">
       <w:start w:val="1"/>
       <w:numFmt w:val="bullet"/>
       <w:lvlText w:val="○"/>
@@ -2383,7 +3671,7 @@
         <w:ind w:left="1440" w:hanging="360"/>
       </w:pPr>
     </w:lvl>
-    <w:lvl w:ilvl="2" w:tplc="2B3A9F48">
+    <w:lvl w:ilvl="2" w:tplc="47E8E1D2">
       <w:start w:val="1"/>
       <w:numFmt w:val="bullet"/>
       <w:lvlText w:val="■"/>
@@ -2392,7 +3680,7 @@
         <w:ind w:left="2160" w:hanging="360"/>
       </w:pPr>
     </w:lvl>
-    <w:lvl w:ilvl="3" w:tplc="019E828E">
+    <w:lvl w:ilvl="3" w:tplc="E15AFCA8">
       <w:start w:val="1"/>
       <w:numFmt w:val="bullet"/>
       <w:lvlText w:val="●"/>
@@ -2401,7 +3689,7 @@
         <w:ind w:left="2880" w:hanging="360"/>
       </w:pPr>
     </w:lvl>
-    <w:lvl w:ilvl="4" w:tplc="F9723ABC">
+    <w:lvl w:ilvl="4" w:tplc="76A4EA5C">
       <w:start w:val="1"/>
       <w:numFmt w:val="bullet"/>
       <w:lvlText w:val="○"/>
@@ -2410,7 +3698,7 @@
         <w:ind w:left="3600" w:hanging="360"/>
       </w:pPr>
     </w:lvl>
-    <w:lvl w:ilvl="5" w:tplc="A0F0C184">
+    <w:lvl w:ilvl="5" w:tplc="5F722534">
       <w:start w:val="1"/>
       <w:numFmt w:val="bullet"/>
       <w:lvlText w:val="■"/>
@@ -2419,7 +3707,7 @@
         <w:ind w:left="4320" w:hanging="360"/>
       </w:pPr>
     </w:lvl>
-    <w:lvl w:ilvl="6" w:tplc="95B60480">
+    <w:lvl w:ilvl="6" w:tplc="8E943936">
       <w:start w:val="1"/>
       <w:numFmt w:val="bullet"/>
       <w:lvlText w:val="●"/>
@@ -2428,7 +3716,7 @@
         <w:ind w:left="5040" w:hanging="360"/>
       </w:pPr>
     </w:lvl>
-    <w:lvl w:ilvl="7" w:tplc="F8486DF4">
+    <w:lvl w:ilvl="7" w:tplc="4774ABDA">
       <w:start w:val="1"/>
       <w:numFmt w:val="bullet"/>
       <w:lvlText w:val="●"/>
@@ -2437,7 +3725,7 @@
         <w:ind w:left="5760" w:hanging="360"/>
       </w:pPr>
     </w:lvl>
-    <w:lvl w:ilvl="8" w:tplc="9B1E7AE2">
+    <w:lvl w:ilvl="8" w:tplc="770680D2">
       <w:start w:val="1"/>
       <w:numFmt w:val="bullet"/>
       <w:lvlText w:val="●"/>
@@ -2447,7 +3735,7 @@
       </w:pPr>
     </w:lvl>
   </w:abstractNum>
-  <w:num w:numId="1" w16cid:durableId="653143565">
+  <w:num w:numId="1" w16cid:durableId="1809276881">
     <w:abstractNumId w:val="0"/>
     <w:lvlOverride w:ilvl="0">
       <w:startOverride w:val="1"/>
